--- a/Peraton_Template.docx
+++ b/Peraton_Template.docx
@@ -10,12 +10,15 @@
       <w:r>
         <w:t>{{</w:t>
       </w:r>
+      <w:proofErr w:type="spellStart"/>
       <w:r>
         <w:t>First</w:t>
       </w:r>
       <w:r>
         <w:t>name</w:t>
       </w:r>
+      <w:proofErr w:type="spellEnd"/>
+      <w:proofErr w:type="gramStart"/>
       <w:r>
         <w:t>}}</w:t>
       </w:r>
@@ -26,7 +29,11 @@
         <w:t xml:space="preserve"> </w:t>
       </w:r>
       <w:r>
-        <w:t>{{</w:t>
+        <w:t>{</w:t>
+      </w:r>
+      <w:proofErr w:type="gramEnd"/>
+      <w:r>
+        <w:t>{</w:t>
       </w:r>
       <w:r>
         <w:t>Last</w:t>
@@ -268,6 +275,8 @@
         <w:spacing w:after="0"/>
         <w:rPr>
           <w:rFonts w:asciiTheme="minorHAnsi" w:hAnsiTheme="minorHAnsi" w:cstheme="minorHAnsi"/>
+          <w:b/>
+          <w:bCs/>
           <w:sz w:val="22"/>
           <w:szCs w:val="22"/>
         </w:rPr>
@@ -275,6 +284,8 @@
       <w:r>
         <w:rPr>
           <w:rFonts w:asciiTheme="minorHAnsi" w:hAnsiTheme="minorHAnsi" w:cstheme="minorHAnsi"/>
+          <w:b/>
+          <w:bCs/>
           <w:sz w:val="22"/>
           <w:szCs w:val="22"/>
         </w:rPr>
@@ -283,6 +294,8 @@
       <w:r>
         <w:rPr>
           <w:rFonts w:asciiTheme="minorHAnsi" w:hAnsiTheme="minorHAnsi" w:cstheme="minorHAnsi"/>
+          <w:b/>
+          <w:bCs/>
           <w:sz w:val="22"/>
           <w:szCs w:val="22"/>
         </w:rPr>
@@ -578,6 +591,7 @@
           <w:color w:val="808080" w:themeColor="background1" w:themeShade="80"/>
         </w:rPr>
       </w:pPr>
+      <w:proofErr w:type="gramStart"/>
       <w:r>
         <w:t>{{School1}}</w:t>
       </w:r>
@@ -585,7 +599,11 @@
         <w:t xml:space="preserve"> - </w:t>
       </w:r>
       <w:r>
-        <w:t>{{Degree1}}</w:t>
+        <w:t>{{</w:t>
+      </w:r>
+      <w:proofErr w:type="gramEnd"/>
+      <w:r>
+        <w:t>Degree1}}</w:t>
       </w:r>
     </w:p>
     <w:p>
@@ -624,6 +642,7 @@
           <w:color w:val="808080" w:themeColor="background1" w:themeShade="80"/>
         </w:rPr>
       </w:pPr>
+      <w:proofErr w:type="gramStart"/>
       <w:r>
         <w:t>{{School</w:t>
       </w:r>
@@ -637,7 +656,11 @@
         <w:t xml:space="preserve"> - </w:t>
       </w:r>
       <w:r>
-        <w:t>{{Degree</w:t>
+        <w:t>{{</w:t>
+      </w:r>
+      <w:proofErr w:type="gramEnd"/>
+      <w:r>
+        <w:t>Degree</w:t>
       </w:r>
       <w:r>
         <w:t>3</w:t>
@@ -1771,13 +1794,23 @@
         <w:szCs w:val="14"/>
       </w:rPr>
     </w:pPr>
+    <w:proofErr w:type="spellStart"/>
     <w:r>
       <w:rPr>
         <w:rFonts w:ascii="Calibri" w:hAnsi="Calibri"/>
         <w:sz w:val="16"/>
         <w:szCs w:val="14"/>
       </w:rPr>
-      <w:t>Peraton Proprietary Information</w:t>
+      <w:t>Peraton</w:t>
+    </w:r>
+    <w:proofErr w:type="spellEnd"/>
+    <w:r>
+      <w:rPr>
+        <w:rFonts w:ascii="Calibri" w:hAnsi="Calibri"/>
+        <w:sz w:val="16"/>
+        <w:szCs w:val="14"/>
+      </w:rPr>
+      <w:t xml:space="preserve"> Proprietary Information</w:t>
     </w:r>
   </w:p>
   <w:p>
@@ -8916,12 +8949,15 @@
 </file>
 
 <file path=customXml/item2.xml><?xml version="1.0" encoding="utf-8"?>
-<?mso-contentType ?>
-<FormTemplates xmlns="http://schemas.microsoft.com/sharepoint/v3/contenttype/forms">
-  <Display>DocumentLibraryForm</Display>
-  <Edit>DocumentLibraryForm</Edit>
-  <New>DocumentLibraryForm</New>
-</FormTemplates>
+<p:properties xmlns:p="http://schemas.microsoft.com/office/2006/metadata/properties" xmlns:xsi="http://www.w3.org/2001/XMLSchema-instance" xmlns:pc="http://schemas.microsoft.com/office/infopath/2007/PartnerControls">
+  <documentManagement>
+    <MigrationWizIdSecurityGroups xmlns="c193c5ed-da73-4de2-a129-adb316eec233" xsi:nil="true"/>
+    <MigrationWizIdDocumentLibraryPermissions xmlns="c193c5ed-da73-4de2-a129-adb316eec233" xsi:nil="true"/>
+    <MigrationWizIdPermissionLevels xmlns="c193c5ed-da73-4de2-a129-adb316eec233" xsi:nil="true"/>
+    <MigrationWizId xmlns="c193c5ed-da73-4de2-a129-adb316eec233" xsi:nil="true"/>
+    <MigrationWizIdPermissions xmlns="c193c5ed-da73-4de2-a129-adb316eec233" xsi:nil="true"/>
+  </documentManagement>
+</p:properties>
 </file>
 
 <file path=customXml/item3.xml><?xml version="1.0" encoding="utf-8"?>
@@ -9119,15 +9155,12 @@
 </file>
 
 <file path=customXml/item4.xml><?xml version="1.0" encoding="utf-8"?>
-<p:properties xmlns:p="http://schemas.microsoft.com/office/2006/metadata/properties" xmlns:xsi="http://www.w3.org/2001/XMLSchema-instance" xmlns:pc="http://schemas.microsoft.com/office/infopath/2007/PartnerControls">
-  <documentManagement>
-    <MigrationWizIdSecurityGroups xmlns="c193c5ed-da73-4de2-a129-adb316eec233" xsi:nil="true"/>
-    <MigrationWizIdDocumentLibraryPermissions xmlns="c193c5ed-da73-4de2-a129-adb316eec233" xsi:nil="true"/>
-    <MigrationWizIdPermissionLevels xmlns="c193c5ed-da73-4de2-a129-adb316eec233" xsi:nil="true"/>
-    <MigrationWizId xmlns="c193c5ed-da73-4de2-a129-adb316eec233" xsi:nil="true"/>
-    <MigrationWizIdPermissions xmlns="c193c5ed-da73-4de2-a129-adb316eec233" xsi:nil="true"/>
-  </documentManagement>
-</p:properties>
+<?mso-contentType ?>
+<FormTemplates xmlns="http://schemas.microsoft.com/sharepoint/v3/contenttype/forms">
+  <Display>DocumentLibraryForm</Display>
+  <Edit>DocumentLibraryForm</Edit>
+  <New>DocumentLibraryForm</New>
+</FormTemplates>
 </file>
 
 <file path=customXml/itemProps1.xml><?xml version="1.0" encoding="utf-8"?>
@@ -9139,9 +9172,11 @@
 </file>
 
 <file path=customXml/itemProps2.xml><?xml version="1.0" encoding="utf-8"?>
-<ds:datastoreItem xmlns:ds="http://schemas.openxmlformats.org/officeDocument/2006/customXml" ds:itemID="{9DEABD23-F129-4D96-95FA-FB90538FF2CF}">
+<ds:datastoreItem xmlns:ds="http://schemas.openxmlformats.org/officeDocument/2006/customXml" ds:itemID="{C9973BD0-9C1C-4502-B595-5390AB714EF6}">
   <ds:schemaRefs>
-    <ds:schemaRef ds:uri="http://schemas.microsoft.com/sharepoint/v3/contenttype/forms"/>
+    <ds:schemaRef ds:uri="http://schemas.microsoft.com/office/2006/metadata/properties"/>
+    <ds:schemaRef ds:uri="http://schemas.microsoft.com/office/infopath/2007/PartnerControls"/>
+    <ds:schemaRef ds:uri="c193c5ed-da73-4de2-a129-adb316eec233"/>
   </ds:schemaRefs>
 </ds:datastoreItem>
 </file>
@@ -9165,11 +9200,9 @@
 </file>
 
 <file path=customXml/itemProps4.xml><?xml version="1.0" encoding="utf-8"?>
-<ds:datastoreItem xmlns:ds="http://schemas.openxmlformats.org/officeDocument/2006/customXml" ds:itemID="{C9973BD0-9C1C-4502-B595-5390AB714EF6}">
+<ds:datastoreItem xmlns:ds="http://schemas.openxmlformats.org/officeDocument/2006/customXml" ds:itemID="{9DEABD23-F129-4D96-95FA-FB90538FF2CF}">
   <ds:schemaRefs>
-    <ds:schemaRef ds:uri="http://schemas.microsoft.com/office/2006/metadata/properties"/>
-    <ds:schemaRef ds:uri="http://schemas.microsoft.com/office/infopath/2007/PartnerControls"/>
-    <ds:schemaRef ds:uri="c193c5ed-da73-4de2-a129-adb316eec233"/>
+    <ds:schemaRef ds:uri="http://schemas.microsoft.com/sharepoint/v3/contenttype/forms"/>
   </ds:schemaRefs>
 </ds:datastoreItem>
 </file>